--- a/tillsyn/Lervassa träsk naturreservat tillsynsbegäran.docx
+++ b/tillsyn/Lervassa träsk naturreservat tillsynsbegäran.docx
@@ -12,7 +12,7 @@
     </w:p>
     <w:p>
       <w:r>
-        <w:t>Denna tillsynsbegäran behandlar höga naturvärden i avverkningsanmälan Lervassa träsk naturreservat i Haninge kommun som inkom 2026-07-15 och omfattar 168,3 ha.</w:t>
+        <w:t>Denna tillsynsbegäran behandlar höga naturvärden i avverkningsanmälan Lervassa träsk naturreservat i Haninge kommun som inkom 2026-07-16 och omfattar 168,3 ha.</w:t>
       </w:r>
     </w:p>
     <w:p>
@@ -2279,7 +2279,7 @@
     <w:r>
       <w:tab/>
       <w:tab/>
-      <w:t>2026-07-15</w:t>
+      <w:t>2026-07-16</w:t>
       <w:br/>
       <w:br/>
     </w:r>

--- a/tillsyn/Lervassa träsk naturreservat tillsynsbegäran.docx
+++ b/tillsyn/Lervassa träsk naturreservat tillsynsbegäran.docx
@@ -12,7 +12,7 @@
     </w:p>
     <w:p>
       <w:r>
-        <w:t>Denna tillsynsbegäran behandlar höga naturvärden i avverkningsanmälan Lervassa träsk naturreservat i Haninge kommun som inkom 2026-07-16 och omfattar 168,3 ha.</w:t>
+        <w:t>Denna tillsynsbegäran behandlar höga naturvärden i avverkningsanmälan Lervassa träsk naturreservat i Haninge kommun som inkom 2026-07-17 och omfattar 168,3 ha.</w:t>
       </w:r>
     </w:p>
     <w:p>
@@ -2279,7 +2279,7 @@
     <w:r>
       <w:tab/>
       <w:tab/>
-      <w:t>2026-07-16</w:t>
+      <w:t>2026-07-17</w:t>
       <w:br/>
       <w:br/>
     </w:r>

--- a/tillsyn/Lervassa träsk naturreservat tillsynsbegäran.docx
+++ b/tillsyn/Lervassa träsk naturreservat tillsynsbegäran.docx
@@ -12,7 +12,7 @@
     </w:p>
     <w:p>
       <w:r>
-        <w:t>Denna tillsynsbegäran behandlar höga naturvärden i avverkningsanmälan Lervassa träsk naturreservat i Haninge kommun som inkom 2026-07-17 och omfattar 168,3 ha.</w:t>
+        <w:t>Denna tillsynsbegäran behandlar höga naturvärden i avverkningsanmälan Lervassa träsk naturreservat i Haninge kommun som inkom 2026-07-18 och omfattar 168,3 ha.</w:t>
       </w:r>
     </w:p>
     <w:p>
@@ -2279,7 +2279,7 @@
     <w:r>
       <w:tab/>
       <w:tab/>
-      <w:t>2026-07-17</w:t>
+      <w:t>2026-07-18</w:t>
       <w:br/>
       <w:br/>
     </w:r>

--- a/tillsyn/Lervassa träsk naturreservat tillsynsbegäran.docx
+++ b/tillsyn/Lervassa träsk naturreservat tillsynsbegäran.docx
@@ -12,7 +12,7 @@
     </w:p>
     <w:p>
       <w:r>
-        <w:t>Denna tillsynsbegäran behandlar höga naturvärden i avverkningsanmälan Lervassa träsk naturreservat i Haninge kommun som inkom 2026-07-18 och omfattar 168,3 ha.</w:t>
+        <w:t>Denna tillsynsbegäran behandlar höga naturvärden i avverkningsanmälan Lervassa träsk naturreservat i Haninge kommun som inkom 2026-07-19 och omfattar 168,3 ha.</w:t>
       </w:r>
     </w:p>
     <w:p>
@@ -2279,7 +2279,7 @@
     <w:r>
       <w:tab/>
       <w:tab/>
-      <w:t>2026-07-18</w:t>
+      <w:t>2026-07-19</w:t>
       <w:br/>
       <w:br/>
     </w:r>

--- a/tillsyn/Lervassa träsk naturreservat tillsynsbegäran.docx
+++ b/tillsyn/Lervassa träsk naturreservat tillsynsbegäran.docx
@@ -12,7 +12,7 @@
     </w:p>
     <w:p>
       <w:r>
-        <w:t>Denna tillsynsbegäran behandlar höga naturvärden i avverkningsanmälan Lervassa träsk naturreservat i Haninge kommun som inkom 2026-07-19 och omfattar 168,3 ha.</w:t>
+        <w:t>Denna tillsynsbegäran behandlar höga naturvärden i avverkningsanmälan Lervassa träsk naturreservat i Haninge kommun som inkom 2026-07-20 och omfattar 168,3 ha.</w:t>
       </w:r>
     </w:p>
     <w:p>
@@ -2279,7 +2279,7 @@
     <w:r>
       <w:tab/>
       <w:tab/>
-      <w:t>2026-07-19</w:t>
+      <w:t>2026-07-20</w:t>
       <w:br/>
       <w:br/>
     </w:r>

--- a/tillsyn/Lervassa träsk naturreservat tillsynsbegäran.docx
+++ b/tillsyn/Lervassa träsk naturreservat tillsynsbegäran.docx
@@ -12,7 +12,7 @@
     </w:p>
     <w:p>
       <w:r>
-        <w:t>Denna tillsynsbegäran behandlar höga naturvärden i avverkningsanmälan Lervassa träsk naturreservat i Haninge kommun som inkom 2026-07-20 och omfattar 168,3 ha.</w:t>
+        <w:t>Denna tillsynsbegäran behandlar höga naturvärden i avverkningsanmälan Lervassa träsk naturreservat i Haninge kommun som inkom 2026-07-21 och omfattar 168,3 ha.</w:t>
       </w:r>
     </w:p>
     <w:p>
@@ -2279,7 +2279,7 @@
     <w:r>
       <w:tab/>
       <w:tab/>
-      <w:t>2026-07-20</w:t>
+      <w:t>2026-07-21</w:t>
       <w:br/>
       <w:br/>
     </w:r>

--- a/tillsyn/Lervassa träsk naturreservat tillsynsbegäran.docx
+++ b/tillsyn/Lervassa träsk naturreservat tillsynsbegäran.docx
@@ -12,7 +12,7 @@
     </w:p>
     <w:p>
       <w:r>
-        <w:t>Denna tillsynsbegäran behandlar höga naturvärden i avverkningsanmälan Lervassa träsk naturreservat i Haninge kommun som inkom 2026-07-21 och omfattar 168,3 ha.</w:t>
+        <w:t>Denna tillsynsbegäran behandlar höga naturvärden i avverkningsanmälan Lervassa träsk naturreservat i Haninge kommun som inkom 2026-07-22 och omfattar 168,3 ha.</w:t>
       </w:r>
     </w:p>
     <w:p>
@@ -2279,7 +2279,7 @@
     <w:r>
       <w:tab/>
       <w:tab/>
-      <w:t>2026-07-21</w:t>
+      <w:t>2026-07-22</w:t>
       <w:br/>
       <w:br/>
     </w:r>

--- a/tillsyn/Lervassa träsk naturreservat tillsynsbegäran.docx
+++ b/tillsyn/Lervassa träsk naturreservat tillsynsbegäran.docx
@@ -12,7 +12,7 @@
     </w:p>
     <w:p>
       <w:r>
-        <w:t>Denna tillsynsbegäran behandlar höga naturvärden i avverkningsanmälan Lervassa träsk naturreservat i Haninge kommun som inkom 2026-07-22 och omfattar 168,3 ha.</w:t>
+        <w:t>Denna tillsynsbegäran behandlar höga naturvärden i avverkningsanmälan Lervassa träsk naturreservat i Haninge kommun som inkom 2026-07-23 och omfattar 168,3 ha.</w:t>
       </w:r>
     </w:p>
     <w:p>
@@ -2279,7 +2279,7 @@
     <w:r>
       <w:tab/>
       <w:tab/>
-      <w:t>2026-07-22</w:t>
+      <w:t>2026-07-23</w:t>
       <w:br/>
       <w:br/>
     </w:r>

--- a/tillsyn/Lervassa träsk naturreservat tillsynsbegäran.docx
+++ b/tillsyn/Lervassa träsk naturreservat tillsynsbegäran.docx
@@ -12,7 +12,7 @@
     </w:p>
     <w:p>
       <w:r>
-        <w:t>Denna tillsynsbegäran behandlar höga naturvärden i avverkningsanmälan Lervassa träsk naturreservat i Haninge kommun som inkom 2026-07-23 och omfattar 168,3 ha.</w:t>
+        <w:t>Denna tillsynsbegäran behandlar höga naturvärden i avverkningsanmälan Lervassa träsk naturreservat i Haninge kommun som inkom 2026-07-24 och omfattar 168,3 ha.</w:t>
       </w:r>
     </w:p>
     <w:p>
@@ -2279,7 +2279,7 @@
     <w:r>
       <w:tab/>
       <w:tab/>
-      <w:t>2026-07-23</w:t>
+      <w:t>2026-07-24</w:t>
       <w:br/>
       <w:br/>
     </w:r>

--- a/tillsyn/Lervassa träsk naturreservat tillsynsbegäran.docx
+++ b/tillsyn/Lervassa träsk naturreservat tillsynsbegäran.docx
@@ -12,7 +12,7 @@
     </w:p>
     <w:p>
       <w:r>
-        <w:t>Denna tillsynsbegäran behandlar höga naturvärden i avverkningsanmälan Lervassa träsk naturreservat i Haninge kommun som inkom 2026-07-24 och omfattar 168,3 ha.</w:t>
+        <w:t>Denna tillsynsbegäran behandlar höga naturvärden i avverkningsanmälan Lervassa träsk naturreservat i Haninge kommun som inkom 2026-07-25 och omfattar 168,3 ha.</w:t>
       </w:r>
     </w:p>
     <w:p>
@@ -2279,7 +2279,7 @@
     <w:r>
       <w:tab/>
       <w:tab/>
-      <w:t>2026-07-24</w:t>
+      <w:t>2026-07-25</w:t>
       <w:br/>
       <w:br/>
     </w:r>

--- a/tillsyn/Lervassa träsk naturreservat tillsynsbegäran.docx
+++ b/tillsyn/Lervassa träsk naturreservat tillsynsbegäran.docx
@@ -12,7 +12,7 @@
     </w:p>
     <w:p>
       <w:r>
-        <w:t>Denna tillsynsbegäran behandlar höga naturvärden i avverkningsanmälan Lervassa träsk naturreservat i Haninge kommun som inkom 2026-07-25 och omfattar 168,3 ha.</w:t>
+        <w:t>Denna tillsynsbegäran behandlar höga naturvärden i avverkningsanmälan Lervassa träsk naturreservat i Haninge kommun som inkom 2026-07-26 och omfattar 168,3 ha.</w:t>
       </w:r>
     </w:p>
     <w:p>
@@ -2279,7 +2279,7 @@
     <w:r>
       <w:tab/>
       <w:tab/>
-      <w:t>2026-07-25</w:t>
+      <w:t>2026-07-26</w:t>
       <w:br/>
       <w:br/>
     </w:r>

--- a/tillsyn/Lervassa träsk naturreservat tillsynsbegäran.docx
+++ b/tillsyn/Lervassa träsk naturreservat tillsynsbegäran.docx
@@ -12,7 +12,7 @@
     </w:p>
     <w:p>
       <w:r>
-        <w:t>Denna tillsynsbegäran behandlar höga naturvärden i avverkningsanmälan Lervassa träsk naturreservat i Haninge kommun som inkom 2026-07-26 och omfattar 168,3 ha.</w:t>
+        <w:t>Denna tillsynsbegäran behandlar höga naturvärden i avverkningsanmälan Lervassa träsk naturreservat i Haninge kommun som inkom 2026-07-27 och omfattar 168,3 ha.</w:t>
       </w:r>
     </w:p>
     <w:p>
@@ -2279,7 +2279,7 @@
     <w:r>
       <w:tab/>
       <w:tab/>
-      <w:t>2026-07-26</w:t>
+      <w:t>2026-07-27</w:t>
       <w:br/>
       <w:br/>
     </w:r>

--- a/tillsyn/Lervassa träsk naturreservat tillsynsbegäran.docx
+++ b/tillsyn/Lervassa träsk naturreservat tillsynsbegäran.docx
@@ -12,7 +12,7 @@
     </w:p>
     <w:p>
       <w:r>
-        <w:t>Denna tillsynsbegäran behandlar höga naturvärden i avverkningsanmälan Lervassa träsk naturreservat i Haninge kommun som inkom 2026-07-27 och omfattar 168,3 ha.</w:t>
+        <w:t>Denna tillsynsbegäran behandlar höga naturvärden i avverkningsanmälan Lervassa träsk naturreservat i Haninge kommun som inkom 2026-07-28 och omfattar 168,3 ha.</w:t>
       </w:r>
     </w:p>
     <w:p>
@@ -2279,7 +2279,7 @@
     <w:r>
       <w:tab/>
       <w:tab/>
-      <w:t>2026-07-27</w:t>
+      <w:t>2026-07-28</w:t>
       <w:br/>
       <w:br/>
     </w:r>

--- a/tillsyn/Lervassa träsk naturreservat tillsynsbegäran.docx
+++ b/tillsyn/Lervassa träsk naturreservat tillsynsbegäran.docx
@@ -12,7 +12,7 @@
     </w:p>
     <w:p>
       <w:r>
-        <w:t>Denna tillsynsbegäran behandlar höga naturvärden i avverkningsanmälan Lervassa träsk naturreservat i Haninge kommun som inkom 2026-07-28 och omfattar 168,3 ha.</w:t>
+        <w:t>Denna tillsynsbegäran behandlar höga naturvärden i avverkningsanmälan Lervassa träsk naturreservat i Haninge kommun som inkom 2026-07-29 och omfattar 168,3 ha.</w:t>
       </w:r>
     </w:p>
     <w:p>
@@ -2279,7 +2279,7 @@
     <w:r>
       <w:tab/>
       <w:tab/>
-      <w:t>2026-07-28</w:t>
+      <w:t>2026-07-29</w:t>
       <w:br/>
       <w:br/>
     </w:r>

--- a/tillsyn/Lervassa träsk naturreservat tillsynsbegäran.docx
+++ b/tillsyn/Lervassa träsk naturreservat tillsynsbegäran.docx
@@ -12,7 +12,7 @@
     </w:p>
     <w:p>
       <w:r>
-        <w:t>Denna tillsynsbegäran behandlar höga naturvärden i avverkningsanmälan Lervassa träsk naturreservat i Haninge kommun som inkom 2026-07-29 och omfattar 168,3 ha.</w:t>
+        <w:t>Denna tillsynsbegäran behandlar höga naturvärden i avverkningsanmälan Lervassa träsk naturreservat i Haninge kommun som inkom 2026-07-30 och omfattar 168,3 ha.</w:t>
       </w:r>
     </w:p>
     <w:p>
@@ -2279,7 +2279,7 @@
     <w:r>
       <w:tab/>
       <w:tab/>
-      <w:t>2026-07-29</w:t>
+      <w:t>2026-07-30</w:t>
       <w:br/>
       <w:br/>
     </w:r>

--- a/tillsyn/Lervassa träsk naturreservat tillsynsbegäran.docx
+++ b/tillsyn/Lervassa träsk naturreservat tillsynsbegäran.docx
@@ -12,7 +12,7 @@
     </w:p>
     <w:p>
       <w:r>
-        <w:t>Denna tillsynsbegäran behandlar höga naturvärden i avverkningsanmälan Lervassa träsk naturreservat i Haninge kommun som inkom 2026-07-30 och omfattar 168,3 ha.</w:t>
+        <w:t>Denna tillsynsbegäran behandlar höga naturvärden i avverkningsanmälan Lervassa träsk naturreservat i Haninge kommun som inkom 2026-07-31 och omfattar 168,3 ha.</w:t>
       </w:r>
     </w:p>
     <w:p>
@@ -2279,7 +2279,7 @@
     <w:r>
       <w:tab/>
       <w:tab/>
-      <w:t>2026-07-30</w:t>
+      <w:t>2026-07-31</w:t>
       <w:br/>
       <w:br/>
     </w:r>

--- a/tillsyn/Lervassa träsk naturreservat tillsynsbegäran.docx
+++ b/tillsyn/Lervassa träsk naturreservat tillsynsbegäran.docx
@@ -12,7 +12,7 @@
     </w:p>
     <w:p>
       <w:r>
-        <w:t>Denna tillsynsbegäran behandlar höga naturvärden i avverkningsanmälan Lervassa träsk naturreservat i Haninge kommun som inkom 2026-07-31 och omfattar 168,3 ha.</w:t>
+        <w:t>Denna tillsynsbegäran behandlar höga naturvärden i avverkningsanmälan Lervassa träsk naturreservat i Haninge kommun som inkom 2026-08-01 och omfattar 168,3 ha.</w:t>
       </w:r>
     </w:p>
     <w:p>
@@ -2279,7 +2279,7 @@
     <w:r>
       <w:tab/>
       <w:tab/>
-      <w:t>2026-07-31</w:t>
+      <w:t>2026-08-01</w:t>
       <w:br/>
       <w:br/>
     </w:r>

--- a/tillsyn/Lervassa träsk naturreservat tillsynsbegäran.docx
+++ b/tillsyn/Lervassa träsk naturreservat tillsynsbegäran.docx
@@ -12,7 +12,7 @@
     </w:p>
     <w:p>
       <w:r>
-        <w:t>Denna tillsynsbegäran behandlar höga naturvärden i avverkningsanmälan Lervassa träsk naturreservat i Haninge kommun som inkom 2026-08-01 och omfattar 168,3 ha.</w:t>
+        <w:t>Denna tillsynsbegäran behandlar höga naturvärden i avverkningsanmälan Lervassa träsk naturreservat i Haninge kommun som inkom 2026-08-02 och omfattar 168,3 ha.</w:t>
       </w:r>
     </w:p>
     <w:p>
@@ -2279,7 +2279,7 @@
     <w:r>
       <w:tab/>
       <w:tab/>
-      <w:t>2026-08-01</w:t>
+      <w:t>2026-08-02</w:t>
       <w:br/>
       <w:br/>
     </w:r>

--- a/tillsyn/Lervassa träsk naturreservat tillsynsbegäran.docx
+++ b/tillsyn/Lervassa träsk naturreservat tillsynsbegäran.docx
@@ -12,7 +12,7 @@
     </w:p>
     <w:p>
       <w:r>
-        <w:t>Denna tillsynsbegäran behandlar höga naturvärden i avverkningsanmälan Lervassa träsk naturreservat i Haninge kommun som inkom 2026-08-02 och omfattar 168,3 ha.</w:t>
+        <w:t>Denna tillsynsbegäran behandlar höga naturvärden i avverkningsanmälan Lervassa träsk naturreservat i Haninge kommun som inkom 2026-08-03 och omfattar 168,3 ha.</w:t>
       </w:r>
     </w:p>
     <w:p>
@@ -2279,7 +2279,7 @@
     <w:r>
       <w:tab/>
       <w:tab/>
-      <w:t>2026-08-02</w:t>
+      <w:t>2026-08-03</w:t>
       <w:br/>
       <w:br/>
     </w:r>

--- a/tillsyn/Lervassa träsk naturreservat tillsynsbegäran.docx
+++ b/tillsyn/Lervassa träsk naturreservat tillsynsbegäran.docx
@@ -12,7 +12,7 @@
     </w:p>
     <w:p>
       <w:r>
-        <w:t>Denna tillsynsbegäran behandlar höga naturvärden i avverkningsanmälan Lervassa träsk naturreservat i Haninge kommun som inkom 2026-08-03 och omfattar 168,3 ha.</w:t>
+        <w:t>Denna tillsynsbegäran behandlar höga naturvärden i avverkningsanmälan Lervassa träsk naturreservat i Haninge kommun som inkom 2026-08-06 och omfattar 168,3 ha.</w:t>
       </w:r>
     </w:p>
     <w:p>
@@ -2279,7 +2279,7 @@
     <w:r>
       <w:tab/>
       <w:tab/>
-      <w:t>2026-08-03</w:t>
+      <w:t>2026-08-06</w:t>
       <w:br/>
       <w:br/>
     </w:r>

--- a/tillsyn/Lervassa träsk naturreservat tillsynsbegäran.docx
+++ b/tillsyn/Lervassa träsk naturreservat tillsynsbegäran.docx
@@ -12,7 +12,7 @@
     </w:p>
     <w:p>
       <w:r>
-        <w:t>Denna tillsynsbegäran behandlar höga naturvärden i avverkningsanmälan Lervassa träsk naturreservat i Haninge kommun som inkom 2026-08-06 och omfattar 168,3 ha.</w:t>
+        <w:t>Denna tillsynsbegäran behandlar höga naturvärden i avverkningsanmälan Lervassa träsk naturreservat i Haninge kommun som inkom 2026-08-07 och omfattar 168,3 ha.</w:t>
       </w:r>
     </w:p>
     <w:p>
@@ -2279,7 +2279,7 @@
     <w:r>
       <w:tab/>
       <w:tab/>
-      <w:t>2026-08-06</w:t>
+      <w:t>2026-08-07</w:t>
       <w:br/>
       <w:br/>
     </w:r>

--- a/tillsyn/Lervassa träsk naturreservat tillsynsbegäran.docx
+++ b/tillsyn/Lervassa träsk naturreservat tillsynsbegäran.docx
@@ -12,7 +12,7 @@
     </w:p>
     <w:p>
       <w:r>
-        <w:t>Denna tillsynsbegäran behandlar höga naturvärden i avverkningsanmälan Lervassa träsk naturreservat i Haninge kommun som inkom 2026-08-07 och omfattar 168,3 ha.</w:t>
+        <w:t>Denna tillsynsbegäran behandlar höga naturvärden i avverkningsanmälan Lervassa träsk naturreservat i Haninge kommun som inkom 2026-08-08 och omfattar 168,3 ha.</w:t>
       </w:r>
     </w:p>
     <w:p>
@@ -2279,7 +2279,7 @@
     <w:r>
       <w:tab/>
       <w:tab/>
-      <w:t>2026-08-07</w:t>
+      <w:t>2026-08-08</w:t>
       <w:br/>
       <w:br/>
     </w:r>

--- a/tillsyn/Lervassa träsk naturreservat tillsynsbegäran.docx
+++ b/tillsyn/Lervassa träsk naturreservat tillsynsbegäran.docx
@@ -12,7 +12,7 @@
     </w:p>
     <w:p>
       <w:r>
-        <w:t>Denna tillsynsbegäran behandlar höga naturvärden i avverkningsanmälan Lervassa träsk naturreservat i Haninge kommun som inkom 2026-08-08 och omfattar 168,3 ha.</w:t>
+        <w:t>Denna tillsynsbegäran behandlar höga naturvärden i avverkningsanmälan Lervassa träsk naturreservat i Haninge kommun som inkom 2026-08-09 och omfattar 168,3 ha.</w:t>
       </w:r>
     </w:p>
     <w:p>
@@ -2279,7 +2279,7 @@
     <w:r>
       <w:tab/>
       <w:tab/>
-      <w:t>2026-08-08</w:t>
+      <w:t>2026-08-09</w:t>
       <w:br/>
       <w:br/>
     </w:r>

--- a/tillsyn/Lervassa träsk naturreservat tillsynsbegäran.docx
+++ b/tillsyn/Lervassa träsk naturreservat tillsynsbegäran.docx
@@ -12,7 +12,7 @@
     </w:p>
     <w:p>
       <w:r>
-        <w:t>Denna tillsynsbegäran behandlar höga naturvärden i avverkningsanmälan Lervassa träsk naturreservat i Haninge kommun som inkom 2026-08-09 och omfattar 168,3 ha.</w:t>
+        <w:t>Denna tillsynsbegäran behandlar höga naturvärden i avverkningsanmälan Lervassa träsk naturreservat i Haninge kommun som inkom 2026-08-10 och omfattar 168,3 ha.</w:t>
       </w:r>
     </w:p>
     <w:p>
@@ -2279,7 +2279,7 @@
     <w:r>
       <w:tab/>
       <w:tab/>
-      <w:t>2026-08-09</w:t>
+      <w:t>2026-08-10</w:t>
       <w:br/>
       <w:br/>
     </w:r>

--- a/tillsyn/Lervassa träsk naturreservat tillsynsbegäran.docx
+++ b/tillsyn/Lervassa träsk naturreservat tillsynsbegäran.docx
@@ -12,7 +12,7 @@
     </w:p>
     <w:p>
       <w:r>
-        <w:t>Denna tillsynsbegäran behandlar höga naturvärden i avverkningsanmälan Lervassa träsk naturreservat i Haninge kommun som inkom 2026-08-10 och omfattar 168,3 ha.</w:t>
+        <w:t>Denna tillsynsbegäran behandlar höga naturvärden i avverkningsanmälan Lervassa träsk naturreservat i Haninge kommun som inkom 2026-08-11 och omfattar 168,3 ha.</w:t>
       </w:r>
     </w:p>
     <w:p>
@@ -2279,7 +2279,7 @@
     <w:r>
       <w:tab/>
       <w:tab/>
-      <w:t>2026-08-10</w:t>
+      <w:t>2026-08-11</w:t>
       <w:br/>
       <w:br/>
     </w:r>

--- a/tillsyn/Lervassa träsk naturreservat tillsynsbegäran.docx
+++ b/tillsyn/Lervassa träsk naturreservat tillsynsbegäran.docx
@@ -12,7 +12,7 @@
     </w:p>
     <w:p>
       <w:r>
-        <w:t>Denna tillsynsbegäran behandlar höga naturvärden i avverkningsanmälan Lervassa träsk naturreservat i Haninge kommun som inkom 2026-08-11 och omfattar 168,3 ha.</w:t>
+        <w:t>Denna tillsynsbegäran behandlar höga naturvärden i avverkningsanmälan Lervassa träsk naturreservat i Haninge kommun som inkom 2026-08-12 och omfattar 168,3 ha.</w:t>
       </w:r>
     </w:p>
     <w:p>
@@ -2279,7 +2279,7 @@
     <w:r>
       <w:tab/>
       <w:tab/>
-      <w:t>2026-08-11</w:t>
+      <w:t>2026-08-12</w:t>
       <w:br/>
       <w:br/>
     </w:r>

--- a/tillsyn/Lervassa träsk naturreservat tillsynsbegäran.docx
+++ b/tillsyn/Lervassa träsk naturreservat tillsynsbegäran.docx
@@ -12,7 +12,7 @@
     </w:p>
     <w:p>
       <w:r>
-        <w:t>Denna tillsynsbegäran behandlar höga naturvärden i avverkningsanmälan Lervassa träsk naturreservat i Haninge kommun som inkom 2026-08-12 och omfattar 168,3 ha.</w:t>
+        <w:t>Denna tillsynsbegäran behandlar höga naturvärden i avverkningsanmälan Lervassa träsk naturreservat i Haninge kommun som inkom 2026-08-13 och omfattar 168,3 ha.</w:t>
       </w:r>
     </w:p>
     <w:p>
@@ -2279,7 +2279,7 @@
     <w:r>
       <w:tab/>
       <w:tab/>
-      <w:t>2026-08-12</w:t>
+      <w:t>2026-08-13</w:t>
       <w:br/>
       <w:br/>
     </w:r>

--- a/tillsyn/Lervassa träsk naturreservat tillsynsbegäran.docx
+++ b/tillsyn/Lervassa träsk naturreservat tillsynsbegäran.docx
@@ -12,7 +12,7 @@
     </w:p>
     <w:p>
       <w:r>
-        <w:t>Denna tillsynsbegäran behandlar höga naturvärden i avverkningsanmälan Lervassa träsk naturreservat i Haninge kommun som inkom 2026-08-13 och omfattar 168,3 ha.</w:t>
+        <w:t>Denna tillsynsbegäran behandlar höga naturvärden i avverkningsanmälan Lervassa träsk naturreservat i Haninge kommun som inkom 2026-08-14 och omfattar 168,3 ha.</w:t>
       </w:r>
     </w:p>
     <w:p>
@@ -2279,7 +2279,7 @@
     <w:r>
       <w:tab/>
       <w:tab/>
-      <w:t>2026-08-13</w:t>
+      <w:t>2026-08-14</w:t>
       <w:br/>
       <w:br/>
     </w:r>

--- a/tillsyn/Lervassa träsk naturreservat tillsynsbegäran.docx
+++ b/tillsyn/Lervassa träsk naturreservat tillsynsbegäran.docx
@@ -12,7 +12,7 @@
     </w:p>
     <w:p>
       <w:r>
-        <w:t>Denna tillsynsbegäran behandlar höga naturvärden i avverkningsanmälan Lervassa träsk naturreservat i Haninge kommun som inkom 2026-08-14 och omfattar 168,3 ha.</w:t>
+        <w:t>Denna tillsynsbegäran behandlar höga naturvärden i avverkningsanmälan Lervassa träsk naturreservat i Haninge kommun som inkom 2026-08-15 och omfattar 168,3 ha.</w:t>
       </w:r>
     </w:p>
     <w:p>
@@ -60,7 +60,7 @@
         <w:spacing w:after="240"/>
       </w:pPr>
       <w:r>
-        <w:t>Figur 1. Fyndplatser för naturvårdsarter i och inom 23 meter från avverkningsanmälan. Markörer utan svart kant är placerade på fyndplatsen. Markörer med svart kant är placerade vid sidan av fyndplatsen har ett svart streck som visar fyndplatsens exakta position. Kartans mittpunktskoordinat är N 6550927, E 695745 i SWEREF 99 TM.</w:t>
+        <w:t>Figur 1. Fyndplatser för naturvårdsarter i och inom 23 meter från avverkningsanmälan. Markörer utan svart kant är placerade på fyndplatsen. Markörer med svart kant är placerade vid sidan av fyndplatsen och har ett svart streck som visar fyndplatsens exakta position. Kartans mittpunktskoordinat är N 6550927, E 695745 i SWEREF 99 TM.</w:t>
       </w:r>
     </w:p>
     <w:p>
@@ -2279,7 +2279,7 @@
     <w:r>
       <w:tab/>
       <w:tab/>
-      <w:t>2026-08-14</w:t>
+      <w:t>2026-08-15</w:t>
       <w:br/>
       <w:br/>
     </w:r>

--- a/tillsyn/Lervassa träsk naturreservat tillsynsbegäran.docx
+++ b/tillsyn/Lervassa träsk naturreservat tillsynsbegäran.docx
@@ -12,7 +12,7 @@
     </w:p>
     <w:p>
       <w:r>
-        <w:t>Denna tillsynsbegäran behandlar höga naturvärden i avverkningsanmälan Lervassa träsk naturreservat i Haninge kommun som inkom 2026-08-15 och omfattar 168,3 ha.</w:t>
+        <w:t>Denna tillsynsbegäran behandlar höga naturvärden i avverkningsanmälan Lervassa träsk naturreservat i Haninge kommun som inkom 2026-08-16 och omfattar 168,3 ha.</w:t>
       </w:r>
     </w:p>
     <w:p>
@@ -2279,7 +2279,7 @@
     <w:r>
       <w:tab/>
       <w:tab/>
-      <w:t>2026-08-15</w:t>
+      <w:t>2026-08-16</w:t>
       <w:br/>
       <w:br/>
     </w:r>

--- a/tillsyn/Lervassa träsk naturreservat tillsynsbegäran.docx
+++ b/tillsyn/Lervassa träsk naturreservat tillsynsbegäran.docx
@@ -12,7 +12,7 @@
     </w:p>
     <w:p>
       <w:r>
-        <w:t>Denna tillsynsbegäran behandlar höga naturvärden i avverkningsanmälan Lervassa träsk naturreservat i Haninge kommun som inkom 2026-08-16 och omfattar 168,3 ha.</w:t>
+        <w:t>Denna tillsynsbegäran behandlar höga naturvärden i avverkningsanmälan Lervassa träsk naturreservat i Haninge kommun som inkom 2026-08-17 och omfattar 168,3 ha.</w:t>
       </w:r>
     </w:p>
     <w:p>
@@ -2279,7 +2279,7 @@
     <w:r>
       <w:tab/>
       <w:tab/>
-      <w:t>2026-08-16</w:t>
+      <w:t>2026-08-17</w:t>
       <w:br/>
       <w:br/>
     </w:r>

--- a/tillsyn/Lervassa träsk naturreservat tillsynsbegäran.docx
+++ b/tillsyn/Lervassa träsk naturreservat tillsynsbegäran.docx
@@ -12,7 +12,7 @@
     </w:p>
     <w:p>
       <w:r>
-        <w:t>Denna tillsynsbegäran behandlar höga naturvärden i avverkningsanmälan Lervassa träsk naturreservat i Haninge kommun som inkom 2026-08-17 och omfattar 168,3 ha.</w:t>
+        <w:t>Denna tillsynsbegäran behandlar höga naturvärden i avverkningsanmälan Lervassa träsk naturreservat i Haninge kommun som inkom 2026-08-18 och omfattar 168,3 ha.</w:t>
       </w:r>
     </w:p>
     <w:p>
@@ -2279,7 +2279,7 @@
     <w:r>
       <w:tab/>
       <w:tab/>
-      <w:t>2026-08-17</w:t>
+      <w:t>2026-08-18</w:t>
       <w:br/>
       <w:br/>
     </w:r>

--- a/tillsyn/Lervassa träsk naturreservat tillsynsbegäran.docx
+++ b/tillsyn/Lervassa träsk naturreservat tillsynsbegäran.docx
@@ -12,7 +12,7 @@
     </w:p>
     <w:p>
       <w:r>
-        <w:t>Denna tillsynsbegäran behandlar höga naturvärden i avverkningsanmälan Lervassa träsk naturreservat i Haninge kommun som inkom 2026-08-18 och omfattar 168,3 ha.</w:t>
+        <w:t>Denna tillsynsbegäran behandlar höga naturvärden i avverkningsanmälan Lervassa träsk naturreservat i Haninge kommun som inkom 2026-08-19 och omfattar 168,3 ha.</w:t>
       </w:r>
     </w:p>
     <w:p>
@@ -2279,7 +2279,7 @@
     <w:r>
       <w:tab/>
       <w:tab/>
-      <w:t>2026-08-18</w:t>
+      <w:t>2026-08-19</w:t>
       <w:br/>
       <w:br/>
     </w:r>

--- a/tillsyn/Lervassa träsk naturreservat tillsynsbegäran.docx
+++ b/tillsyn/Lervassa träsk naturreservat tillsynsbegäran.docx
@@ -12,7 +12,7 @@
     </w:p>
     <w:p>
       <w:r>
-        <w:t>Denna tillsynsbegäran behandlar höga naturvärden i avverkningsanmälan Lervassa träsk naturreservat i Haninge kommun som inkom 2026-08-19 och omfattar 168,3 ha.</w:t>
+        <w:t>Denna tillsynsbegäran behandlar höga naturvärden i avverkningsanmälan Lervassa träsk naturreservat i Haninge kommun som inkom 2026-08-20 och omfattar 168,3 ha.</w:t>
       </w:r>
     </w:p>
     <w:p>
@@ -2279,7 +2279,7 @@
     <w:r>
       <w:tab/>
       <w:tab/>
-      <w:t>2026-08-19</w:t>
+      <w:t>2026-08-20</w:t>
       <w:br/>
       <w:br/>
     </w:r>

--- a/tillsyn/Lervassa träsk naturreservat tillsynsbegäran.docx
+++ b/tillsyn/Lervassa träsk naturreservat tillsynsbegäran.docx
@@ -12,7 +12,7 @@
     </w:p>
     <w:p>
       <w:r>
-        <w:t>Denna tillsynsbegäran behandlar höga naturvärden i avverkningsanmälan Lervassa träsk naturreservat i Haninge kommun som inkom 2026-08-20 och omfattar 168,3 ha.</w:t>
+        <w:t>Denna tillsynsbegäran behandlar höga naturvärden i avverkningsanmälan Lervassa träsk naturreservat i Haninge kommun som inkom 2026-08-21 och omfattar 168,3 ha.</w:t>
       </w:r>
     </w:p>
     <w:p>
@@ -2279,7 +2279,7 @@
     <w:r>
       <w:tab/>
       <w:tab/>
-      <w:t>2026-08-20</w:t>
+      <w:t>2026-08-21</w:t>
       <w:br/>
       <w:br/>
     </w:r>

--- a/tillsyn/Lervassa träsk naturreservat tillsynsbegäran.docx
+++ b/tillsyn/Lervassa träsk naturreservat tillsynsbegäran.docx
@@ -12,7 +12,7 @@
     </w:p>
     <w:p>
       <w:r>
-        <w:t>Denna tillsynsbegäran behandlar höga naturvärden i avverkningsanmälan Lervassa träsk naturreservat i Haninge kommun som inkom 2026-08-21 och omfattar 168,3 ha.</w:t>
+        <w:t>Denna tillsynsbegäran behandlar höga naturvärden i avverkningsanmälan Lervassa träsk naturreservat i Haninge kommun som inkom 2026-08-22 och omfattar 168,3 ha.</w:t>
       </w:r>
     </w:p>
     <w:p>
@@ -2279,7 +2279,7 @@
     <w:r>
       <w:tab/>
       <w:tab/>
-      <w:t>2026-08-21</w:t>
+      <w:t>2026-08-22</w:t>
       <w:br/>
       <w:br/>
     </w:r>

--- a/tillsyn/Lervassa träsk naturreservat tillsynsbegäran.docx
+++ b/tillsyn/Lervassa träsk naturreservat tillsynsbegäran.docx
@@ -12,7 +12,7 @@
     </w:p>
     <w:p>
       <w:r>
-        <w:t>Denna tillsynsbegäran behandlar höga naturvärden i avverkningsanmälan Lervassa träsk naturreservat i Haninge kommun som inkom 2026-08-22 och omfattar 168,3 ha.</w:t>
+        <w:t>Denna tillsynsbegäran behandlar höga naturvärden i avverkningsanmälan Lervassa träsk naturreservat i Haninge kommun som inkom 2026-08-23 och omfattar 168,3 ha.</w:t>
       </w:r>
     </w:p>
     <w:p>
@@ -2279,7 +2279,7 @@
     <w:r>
       <w:tab/>
       <w:tab/>
-      <w:t>2026-08-22</w:t>
+      <w:t>2026-08-23</w:t>
       <w:br/>
       <w:br/>
     </w:r>

--- a/tillsyn/Lervassa träsk naturreservat tillsynsbegäran.docx
+++ b/tillsyn/Lervassa träsk naturreservat tillsynsbegäran.docx
@@ -12,7 +12,7 @@
     </w:p>
     <w:p>
       <w:r>
-        <w:t>Denna tillsynsbegäran behandlar höga naturvärden i avverkningsanmälan Lervassa träsk naturreservat i Haninge kommun som inkom 2026-08-23 och omfattar 168,3 ha.</w:t>
+        <w:t>Denna tillsynsbegäran behandlar höga naturvärden i avverkningsanmälan Lervassa träsk naturreservat i Haninge kommun som inkom 2026-08-24 och omfattar 168,3 ha.</w:t>
       </w:r>
     </w:p>
     <w:p>
@@ -2279,7 +2279,7 @@
     <w:r>
       <w:tab/>
       <w:tab/>
-      <w:t>2026-08-23</w:t>
+      <w:t>2026-08-24</w:t>
       <w:br/>
       <w:br/>
     </w:r>

--- a/tillsyn/Lervassa träsk naturreservat tillsynsbegäran.docx
+++ b/tillsyn/Lervassa träsk naturreservat tillsynsbegäran.docx
@@ -12,7 +12,7 @@
     </w:p>
     <w:p>
       <w:r>
-        <w:t>Denna tillsynsbegäran behandlar höga naturvärden i avverkningsanmälan Lervassa träsk naturreservat i Haninge kommun som inkom 2026-08-24 och omfattar 168,3 ha.</w:t>
+        <w:t>Denna tillsynsbegäran behandlar höga naturvärden i avverkningsanmälan Lervassa träsk naturreservat i Haninge kommun som inkom 2026-08-25 och omfattar 168,3 ha.</w:t>
       </w:r>
     </w:p>
     <w:p>
@@ -2279,7 +2279,7 @@
     <w:r>
       <w:tab/>
       <w:tab/>
-      <w:t>2026-08-24</w:t>
+      <w:t>2026-08-25</w:t>
       <w:br/>
       <w:br/>
     </w:r>

--- a/tillsyn/Lervassa träsk naturreservat tillsynsbegäran.docx
+++ b/tillsyn/Lervassa träsk naturreservat tillsynsbegäran.docx
@@ -12,7 +12,7 @@
     </w:p>
     <w:p>
       <w:r>
-        <w:t>Denna tillsynsbegäran behandlar höga naturvärden i avverkningsanmälan Lervassa träsk naturreservat i Haninge kommun som inkom 2026-08-25 och omfattar 168,3 ha.</w:t>
+        <w:t>Denna tillsynsbegäran behandlar höga naturvärden i avverkningsanmälan Lervassa träsk naturreservat i Haninge kommun som inkom 2026-08-26 och omfattar 168,3 ha.</w:t>
       </w:r>
     </w:p>
     <w:p>
@@ -2279,7 +2279,7 @@
     <w:r>
       <w:tab/>
       <w:tab/>
-      <w:t>2026-08-25</w:t>
+      <w:t>2026-08-26</w:t>
       <w:br/>
       <w:br/>
     </w:r>

--- a/tillsyn/Lervassa träsk naturreservat tillsynsbegäran.docx
+++ b/tillsyn/Lervassa träsk naturreservat tillsynsbegäran.docx
@@ -12,7 +12,7 @@
     </w:p>
     <w:p>
       <w:r>
-        <w:t>Denna tillsynsbegäran behandlar höga naturvärden i avverkningsanmälan Lervassa träsk naturreservat i Haninge kommun som inkom 2026-08-26 och omfattar 168,3 ha.</w:t>
+        <w:t>Denna tillsynsbegäran behandlar höga naturvärden i avverkningsanmälan Lervassa träsk naturreservat i Haninge kommun som inkom 2026-08-27 och omfattar 168,3 ha.</w:t>
       </w:r>
     </w:p>
     <w:p>
@@ -2279,7 +2279,7 @@
     <w:r>
       <w:tab/>
       <w:tab/>
-      <w:t>2026-08-26</w:t>
+      <w:t>2026-08-27</w:t>
       <w:br/>
       <w:br/>
     </w:r>

--- a/tillsyn/Lervassa träsk naturreservat tillsynsbegäran.docx
+++ b/tillsyn/Lervassa träsk naturreservat tillsynsbegäran.docx
@@ -12,7 +12,7 @@
     </w:p>
     <w:p>
       <w:r>
-        <w:t>Denna tillsynsbegäran behandlar höga naturvärden i avverkningsanmälan Lervassa träsk naturreservat i Haninge kommun som inkom 2026-08-27 och omfattar 168,3 ha.</w:t>
+        <w:t>Denna tillsynsbegäran behandlar höga naturvärden i avverkningsanmälan Lervassa träsk naturreservat i Haninge kommun som inkom 2026-08-28 och omfattar 168,3 ha.</w:t>
       </w:r>
     </w:p>
     <w:p>
@@ -2279,7 +2279,7 @@
     <w:r>
       <w:tab/>
       <w:tab/>
-      <w:t>2026-08-27</w:t>
+      <w:t>2026-08-28</w:t>
       <w:br/>
       <w:br/>
     </w:r>

--- a/tillsyn/Lervassa träsk naturreservat tillsynsbegäran.docx
+++ b/tillsyn/Lervassa träsk naturreservat tillsynsbegäran.docx
@@ -12,7 +12,7 @@
     </w:p>
     <w:p>
       <w:r>
-        <w:t>Denna tillsynsbegäran behandlar höga naturvärden i avverkningsanmälan Lervassa träsk naturreservat i Haninge kommun som inkom 2026-08-28 och omfattar 168,3 ha.</w:t>
+        <w:t>Denna tillsynsbegäran behandlar höga naturvärden i avverkningsanmälan Lervassa träsk naturreservat i Haninge kommun som inkom 2026-08-29 och omfattar 168,3 ha.</w:t>
       </w:r>
     </w:p>
     <w:p>
@@ -2279,7 +2279,7 @@
     <w:r>
       <w:tab/>
       <w:tab/>
-      <w:t>2026-08-28</w:t>
+      <w:t>2026-08-29</w:t>
       <w:br/>
       <w:br/>
     </w:r>

--- a/tillsyn/Lervassa träsk naturreservat tillsynsbegäran.docx
+++ b/tillsyn/Lervassa träsk naturreservat tillsynsbegäran.docx
@@ -12,7 +12,7 @@
     </w:p>
     <w:p>
       <w:r>
-        <w:t>Denna tillsynsbegäran behandlar höga naturvärden i avverkningsanmälan Lervassa träsk naturreservat i Haninge kommun som inkom 2026-08-29 och omfattar 168,3 ha.</w:t>
+        <w:t>Denna tillsynsbegäran behandlar höga naturvärden i avverkningsanmälan Lervassa träsk naturreservat i Haninge kommun som inkom 2026-08-31 och omfattar 168,3 ha.</w:t>
       </w:r>
     </w:p>
     <w:p>
@@ -2279,7 +2279,7 @@
     <w:r>
       <w:tab/>
       <w:tab/>
-      <w:t>2026-08-29</w:t>
+      <w:t>2026-08-31</w:t>
       <w:br/>
       <w:br/>
     </w:r>

--- a/tillsyn/Lervassa träsk naturreservat tillsynsbegäran.docx
+++ b/tillsyn/Lervassa träsk naturreservat tillsynsbegäran.docx
@@ -12,7 +12,7 @@
     </w:p>
     <w:p>
       <w:r>
-        <w:t>Denna tillsynsbegäran behandlar höga naturvärden i avverkningsanmälan Lervassa träsk naturreservat i Haninge kommun som inkom 2026-08-31 och omfattar 168,3 ha.</w:t>
+        <w:t>Denna tillsynsbegäran behandlar höga naturvärden i avverkningsanmälan Lervassa träsk naturreservat i Haninge kommun som inkom 2026-09-01 och omfattar 168,3 ha.</w:t>
       </w:r>
     </w:p>
     <w:p>
@@ -2279,7 +2279,7 @@
     <w:r>
       <w:tab/>
       <w:tab/>
-      <w:t>2026-08-31</w:t>
+      <w:t>2026-09-01</w:t>
       <w:br/>
       <w:br/>
     </w:r>

--- a/tillsyn/Lervassa träsk naturreservat tillsynsbegäran.docx
+++ b/tillsyn/Lervassa träsk naturreservat tillsynsbegäran.docx
@@ -12,7 +12,7 @@
     </w:p>
     <w:p>
       <w:r>
-        <w:t>Denna tillsynsbegäran behandlar höga naturvärden i avverkningsanmälan Lervassa träsk naturreservat i Haninge kommun som inkom 2026-09-01 och omfattar 168,3 ha.</w:t>
+        <w:t>Denna tillsynsbegäran behandlar höga naturvärden i avverkningsanmälan Lervassa träsk naturreservat i Haninge kommun som inkom 2026-09-02 och omfattar 168,3 ha.</w:t>
       </w:r>
     </w:p>
     <w:p>
@@ -2279,7 +2279,7 @@
     <w:r>
       <w:tab/>
       <w:tab/>
-      <w:t>2026-09-01</w:t>
+      <w:t>2026-09-02</w:t>
       <w:br/>
       <w:br/>
     </w:r>

--- a/tillsyn/Lervassa träsk naturreservat tillsynsbegäran.docx
+++ b/tillsyn/Lervassa träsk naturreservat tillsynsbegäran.docx
@@ -12,7 +12,7 @@
     </w:p>
     <w:p>
       <w:r>
-        <w:t>Denna tillsynsbegäran behandlar höga naturvärden i avverkningsanmälan Lervassa träsk naturreservat i Haninge kommun som inkom 2026-09-02 och omfattar 168,3 ha.</w:t>
+        <w:t>Denna tillsynsbegäran behandlar höga naturvärden i avverkningsanmälan Lervassa träsk naturreservat i Haninge kommun som inkom 2026-09-03 och omfattar 168,3 ha.</w:t>
       </w:r>
     </w:p>
     <w:p>
@@ -2279,7 +2279,7 @@
     <w:r>
       <w:tab/>
       <w:tab/>
-      <w:t>2026-09-02</w:t>
+      <w:t>2026-09-03</w:t>
       <w:br/>
       <w:br/>
     </w:r>

--- a/tillsyn/Lervassa träsk naturreservat tillsynsbegäran.docx
+++ b/tillsyn/Lervassa träsk naturreservat tillsynsbegäran.docx
@@ -12,7 +12,7 @@
     </w:p>
     <w:p>
       <w:r>
-        <w:t>Denna tillsynsbegäran behandlar höga naturvärden i avverkningsanmälan Lervassa träsk naturreservat i Haninge kommun som inkom 2026-09-03 och omfattar 168,3 ha.</w:t>
+        <w:t>Denna tillsynsbegäran behandlar höga naturvärden i avverkningsanmälan Lervassa träsk naturreservat i Haninge kommun som inkom 2026-09-04 och omfattar 168,3 ha.</w:t>
       </w:r>
     </w:p>
     <w:p>
@@ -2279,7 +2279,7 @@
     <w:r>
       <w:tab/>
       <w:tab/>
-      <w:t>2026-09-03</w:t>
+      <w:t>2026-09-04</w:t>
       <w:br/>
       <w:br/>
     </w:r>

--- a/tillsyn/Lervassa träsk naturreservat tillsynsbegäran.docx
+++ b/tillsyn/Lervassa träsk naturreservat tillsynsbegäran.docx
@@ -12,7 +12,7 @@
     </w:p>
     <w:p>
       <w:r>
-        <w:t>Denna tillsynsbegäran behandlar höga naturvärden i avverkningsanmälan Lervassa träsk naturreservat i Haninge kommun som inkom 2026-09-04 och omfattar 168,3 ha.</w:t>
+        <w:t>Denna tillsynsbegäran behandlar höga naturvärden i avverkningsanmälan Lervassa träsk naturreservat i Haninge kommun som inkom 2026-09-05 och omfattar 168,3 ha.</w:t>
       </w:r>
     </w:p>
     <w:p>
@@ -2279,7 +2279,7 @@
     <w:r>
       <w:tab/>
       <w:tab/>
-      <w:t>2026-09-04</w:t>
+      <w:t>2026-09-05</w:t>
       <w:br/>
       <w:br/>
     </w:r>

--- a/tillsyn/Lervassa träsk naturreservat tillsynsbegäran.docx
+++ b/tillsyn/Lervassa träsk naturreservat tillsynsbegäran.docx
@@ -12,7 +12,7 @@
     </w:p>
     <w:p>
       <w:r>
-        <w:t>Denna tillsynsbegäran behandlar höga naturvärden i avverkningsanmälan Lervassa träsk naturreservat i Haninge kommun som inkom 2026-09-05 och omfattar 168,3 ha.</w:t>
+        <w:t>Denna tillsynsbegäran behandlar höga naturvärden i avverkningsanmälan Lervassa träsk naturreservat i Haninge kommun som inkom 2026-09-06 och omfattar 168,3 ha.</w:t>
       </w:r>
     </w:p>
     <w:p>
@@ -2279,7 +2279,7 @@
     <w:r>
       <w:tab/>
       <w:tab/>
-      <w:t>2026-09-05</w:t>
+      <w:t>2026-09-06</w:t>
       <w:br/>
       <w:br/>
     </w:r>

--- a/tillsyn/Lervassa träsk naturreservat tillsynsbegäran.docx
+++ b/tillsyn/Lervassa träsk naturreservat tillsynsbegäran.docx
@@ -12,7 +12,7 @@
     </w:p>
     <w:p>
       <w:r>
-        <w:t>Denna tillsynsbegäran behandlar höga naturvärden i avverkningsanmälan Lervassa träsk naturreservat i Haninge kommun som inkom 2026-09-06 och omfattar 168,3 ha.</w:t>
+        <w:t>Denna tillsynsbegäran behandlar höga naturvärden i avverkningsanmälan Lervassa träsk naturreservat i Haninge kommun som inkom 2026-09-07 och omfattar 168,3 ha.</w:t>
       </w:r>
     </w:p>
     <w:p>
@@ -2279,7 +2279,7 @@
     <w:r>
       <w:tab/>
       <w:tab/>
-      <w:t>2026-09-06</w:t>
+      <w:t>2026-09-07</w:t>
       <w:br/>
       <w:br/>
     </w:r>
